--- a/01-university/year-3/rtw/rtw-late-attendance-report.docx
+++ b/01-university/year-3/rtw/rtw-late-attendance-report.docx
@@ -4,12 +4,11 @@
   <w:body>
     <w:p>
       <w:pPr>
-        <w:spacing w:after="160"/>
+        <w:spacing w:after="200"/>
         <w:jc w:val="center"/>
       </w:pPr>
       <w:r>
         <w:rPr>
-          <w:rFonts w:cs="Arial"/>
           <w:b/>
           <w:bCs/>
           <w:sz w:val="28"/>
@@ -18,406 +17,160 @@
         <w:t>Report on Employee Late Attendance</w:t>
       </w:r>
     </w:p>
-    <w:tbl>
-      <w:tblPr>
-        <w:tblW w:w="9746" w:type="dxa"/>
-        <w:tblBorders>
-          <w:top w:val="single" w:sz="6" w:space="0" w:color="000000"/>
-          <w:left w:val="none" w:sz="0" w:space="0" w:color="FFFFFF"/>
-          <w:bottom w:val="single" w:sz="6" w:space="0" w:color="000000"/>
-          <w:right w:val="none" w:sz="0" w:space="0" w:color="FFFFFF"/>
-          <w:insideH w:val="single" w:sz="4" w:space="0" w:color="auto"/>
-          <w:insideV w:val="single" w:sz="4" w:space="0" w:color="auto"/>
-        </w:tblBorders>
-        <w:tblCellMar>
-          <w:left w:w="10" w:type="dxa"/>
-          <w:right w:w="10" w:type="dxa"/>
-        </w:tblCellMar>
-        <w:tblLook w:val="04A0" w:firstRow="1" w:lastRow="0" w:firstColumn="1" w:lastColumn="0" w:noHBand="0" w:noVBand="1"/>
-      </w:tblPr>
-      <w:tblGrid>
-        <w:gridCol w:w="4873"/>
-        <w:gridCol w:w="4873"/>
-      </w:tblGrid>
-      <w:tr>
-        <w:tblPrEx>
-          <w:tblCellMar>
-            <w:top w:w="0" w:type="dxa"/>
-            <w:bottom w:w="0" w:type="dxa"/>
-          </w:tblCellMar>
-        </w:tblPrEx>
-        <w:tc>
-          <w:tcPr>
-            <w:tcW w:w="4500" w:type="dxa"/>
-            <w:tcBorders>
-              <w:top w:val="none" w:sz="0" w:space="0" w:color="FFFFFF"/>
-              <w:left w:val="none" w:sz="0" w:space="0" w:color="FFFFFF"/>
-              <w:bottom w:val="none" w:sz="0" w:space="0" w:color="FFFFFF"/>
-              <w:right w:val="none" w:sz="0" w:space="0" w:color="FFFFFF"/>
-            </w:tcBorders>
-            <w:tcMar>
-              <w:top w:w="40" w:type="dxa"/>
-              <w:left w:w="80" w:type="dxa"/>
-              <w:bottom w:w="40" w:type="dxa"/>
-              <w:right w:w="80" w:type="dxa"/>
-            </w:tcMar>
-          </w:tcPr>
-          <w:p>
-            <w:r>
-              <w:rPr>
-                <w:rFonts w:cs="Arial"/>
-                <w:b/>
-                <w:bCs/>
-              </w:rPr>
-              <w:t>Prepared by:</w:t>
-            </w:r>
-          </w:p>
-        </w:tc>
-        <w:tc>
-          <w:tcPr>
-            <w:tcW w:w="4500" w:type="dxa"/>
-            <w:tcBorders>
-              <w:top w:val="none" w:sz="0" w:space="0" w:color="FFFFFF"/>
-              <w:left w:val="none" w:sz="0" w:space="0" w:color="FFFFFF"/>
-              <w:bottom w:val="none" w:sz="0" w:space="0" w:color="FFFFFF"/>
-              <w:right w:val="none" w:sz="0" w:space="0" w:color="FFFFFF"/>
-            </w:tcBorders>
-            <w:tcMar>
-              <w:top w:w="40" w:type="dxa"/>
-              <w:left w:w="80" w:type="dxa"/>
-              <w:bottom w:w="40" w:type="dxa"/>
-              <w:right w:w="80" w:type="dxa"/>
-            </w:tcMar>
-          </w:tcPr>
-          <w:p>
-            <w:r>
-              <w:rPr>
-                <w:rFonts w:cs="Arial"/>
-              </w:rPr>
-              <w:t>Napaul Intharasing</w:t>
-            </w:r>
-          </w:p>
-        </w:tc>
-      </w:tr>
-      <w:tr>
-        <w:tblPrEx>
-          <w:tblCellMar>
-            <w:top w:w="0" w:type="dxa"/>
-            <w:bottom w:w="0" w:type="dxa"/>
-          </w:tblCellMar>
-        </w:tblPrEx>
-        <w:tc>
-          <w:tcPr>
-            <w:tcW w:w="4500" w:type="dxa"/>
-            <w:tcBorders>
-              <w:top w:val="none" w:sz="0" w:space="0" w:color="FFFFFF"/>
-              <w:left w:val="none" w:sz="0" w:space="0" w:color="FFFFFF"/>
-              <w:bottom w:val="none" w:sz="0" w:space="0" w:color="FFFFFF"/>
-              <w:right w:val="none" w:sz="0" w:space="0" w:color="FFFFFF"/>
-            </w:tcBorders>
-            <w:tcMar>
-              <w:top w:w="40" w:type="dxa"/>
-              <w:left w:w="80" w:type="dxa"/>
-              <w:bottom w:w="40" w:type="dxa"/>
-              <w:right w:w="80" w:type="dxa"/>
-            </w:tcMar>
-          </w:tcPr>
-          <w:p>
-            <w:r>
-              <w:rPr>
-                <w:rFonts w:cs="Arial"/>
-                <w:b/>
-                <w:bCs/>
-              </w:rPr>
-              <w:t>Position:</w:t>
-            </w:r>
-          </w:p>
-        </w:tc>
-        <w:tc>
-          <w:tcPr>
-            <w:tcW w:w="4500" w:type="dxa"/>
-            <w:tcBorders>
-              <w:top w:val="none" w:sz="0" w:space="0" w:color="FFFFFF"/>
-              <w:left w:val="none" w:sz="0" w:space="0" w:color="FFFFFF"/>
-              <w:bottom w:val="none" w:sz="0" w:space="0" w:color="FFFFFF"/>
-              <w:right w:val="none" w:sz="0" w:space="0" w:color="FFFFFF"/>
-            </w:tcBorders>
-            <w:tcMar>
-              <w:top w:w="40" w:type="dxa"/>
-              <w:left w:w="80" w:type="dxa"/>
-              <w:bottom w:w="40" w:type="dxa"/>
-              <w:right w:w="80" w:type="dxa"/>
-            </w:tcMar>
-          </w:tcPr>
-          <w:p>
-            <w:r>
-              <w:rPr>
-                <w:rFonts w:cs="Arial"/>
-              </w:rPr>
-              <w:t>Human Resources Officer</w:t>
-            </w:r>
-          </w:p>
-        </w:tc>
-      </w:tr>
-      <w:tr>
-        <w:tblPrEx>
-          <w:tblCellMar>
-            <w:top w:w="0" w:type="dxa"/>
-            <w:bottom w:w="0" w:type="dxa"/>
-          </w:tblCellMar>
-        </w:tblPrEx>
-        <w:tc>
-          <w:tcPr>
-            <w:tcW w:w="4500" w:type="dxa"/>
-            <w:tcBorders>
-              <w:top w:val="none" w:sz="0" w:space="0" w:color="FFFFFF"/>
-              <w:left w:val="none" w:sz="0" w:space="0" w:color="FFFFFF"/>
-              <w:bottom w:val="none" w:sz="0" w:space="0" w:color="FFFFFF"/>
-              <w:right w:val="none" w:sz="0" w:space="0" w:color="FFFFFF"/>
-            </w:tcBorders>
-            <w:tcMar>
-              <w:top w:w="40" w:type="dxa"/>
-              <w:left w:w="80" w:type="dxa"/>
-              <w:bottom w:w="40" w:type="dxa"/>
-              <w:right w:w="80" w:type="dxa"/>
-            </w:tcMar>
-          </w:tcPr>
-          <w:p>
-            <w:r>
-              <w:rPr>
-                <w:rFonts w:cs="Arial"/>
-                <w:b/>
-                <w:bCs/>
-              </w:rPr>
-              <w:t>Department:</w:t>
-            </w:r>
-          </w:p>
-        </w:tc>
-        <w:tc>
-          <w:tcPr>
-            <w:tcW w:w="4500" w:type="dxa"/>
-            <w:tcBorders>
-              <w:top w:val="none" w:sz="0" w:space="0" w:color="FFFFFF"/>
-              <w:left w:val="none" w:sz="0" w:space="0" w:color="FFFFFF"/>
-              <w:bottom w:val="none" w:sz="0" w:space="0" w:color="FFFFFF"/>
-              <w:right w:val="none" w:sz="0" w:space="0" w:color="FFFFFF"/>
-            </w:tcBorders>
-            <w:tcMar>
-              <w:top w:w="40" w:type="dxa"/>
-              <w:left w:w="80" w:type="dxa"/>
-              <w:bottom w:w="40" w:type="dxa"/>
-              <w:right w:w="80" w:type="dxa"/>
-            </w:tcMar>
-          </w:tcPr>
-          <w:p>
-            <w:r>
-              <w:rPr>
-                <w:rFonts w:cs="Arial"/>
-              </w:rPr>
-              <w:t>Human Resources Department</w:t>
-            </w:r>
-          </w:p>
-        </w:tc>
-      </w:tr>
-      <w:tr>
-        <w:tblPrEx>
-          <w:tblCellMar>
-            <w:top w:w="0" w:type="dxa"/>
-            <w:bottom w:w="0" w:type="dxa"/>
-          </w:tblCellMar>
-        </w:tblPrEx>
-        <w:tc>
-          <w:tcPr>
-            <w:tcW w:w="4500" w:type="dxa"/>
-            <w:tcBorders>
-              <w:top w:val="none" w:sz="0" w:space="0" w:color="FFFFFF"/>
-              <w:left w:val="none" w:sz="0" w:space="0" w:color="FFFFFF"/>
-              <w:bottom w:val="none" w:sz="0" w:space="0" w:color="FFFFFF"/>
-              <w:right w:val="none" w:sz="0" w:space="0" w:color="FFFFFF"/>
-            </w:tcBorders>
-            <w:tcMar>
-              <w:top w:w="40" w:type="dxa"/>
-              <w:left w:w="80" w:type="dxa"/>
-              <w:bottom w:w="40" w:type="dxa"/>
-              <w:right w:w="80" w:type="dxa"/>
-            </w:tcMar>
-          </w:tcPr>
-          <w:p>
-            <w:r>
-              <w:rPr>
-                <w:rFonts w:cs="Arial"/>
-                <w:b/>
-                <w:bCs/>
-              </w:rPr>
-              <w:t>Company:</w:t>
-            </w:r>
-          </w:p>
-        </w:tc>
-        <w:tc>
-          <w:tcPr>
-            <w:tcW w:w="4500" w:type="dxa"/>
-            <w:tcBorders>
-              <w:top w:val="none" w:sz="0" w:space="0" w:color="FFFFFF"/>
-              <w:left w:val="none" w:sz="0" w:space="0" w:color="FFFFFF"/>
-              <w:bottom w:val="none" w:sz="0" w:space="0" w:color="FFFFFF"/>
-              <w:right w:val="none" w:sz="0" w:space="0" w:color="FFFFFF"/>
-            </w:tcBorders>
-            <w:tcMar>
-              <w:top w:w="40" w:type="dxa"/>
-              <w:left w:w="80" w:type="dxa"/>
-              <w:bottom w:w="40" w:type="dxa"/>
-              <w:right w:w="80" w:type="dxa"/>
-            </w:tcMar>
-          </w:tcPr>
-          <w:p>
-            <w:r>
-              <w:rPr>
-                <w:rFonts w:cs="Arial"/>
-              </w:rPr>
-              <w:t>SiamPro Manufacturing Co., Ltd.</w:t>
-            </w:r>
-          </w:p>
-        </w:tc>
-      </w:tr>
-      <w:tr>
-        <w:tblPrEx>
-          <w:tblCellMar>
-            <w:top w:w="0" w:type="dxa"/>
-            <w:bottom w:w="0" w:type="dxa"/>
-          </w:tblCellMar>
-        </w:tblPrEx>
-        <w:tc>
-          <w:tcPr>
-            <w:tcW w:w="4500" w:type="dxa"/>
-            <w:tcBorders>
-              <w:top w:val="none" w:sz="0" w:space="0" w:color="FFFFFF"/>
-              <w:left w:val="none" w:sz="0" w:space="0" w:color="FFFFFF"/>
-              <w:bottom w:val="none" w:sz="0" w:space="0" w:color="FFFFFF"/>
-              <w:right w:val="none" w:sz="0" w:space="0" w:color="FFFFFF"/>
-            </w:tcBorders>
-            <w:tcMar>
-              <w:top w:w="40" w:type="dxa"/>
-              <w:left w:w="80" w:type="dxa"/>
-              <w:bottom w:w="40" w:type="dxa"/>
-              <w:right w:w="80" w:type="dxa"/>
-            </w:tcMar>
-          </w:tcPr>
-          <w:p>
-            <w:r>
-              <w:rPr>
-                <w:rFonts w:cs="Arial"/>
-                <w:b/>
-                <w:bCs/>
-              </w:rPr>
-              <w:t>Reporting Period:</w:t>
-            </w:r>
-          </w:p>
-        </w:tc>
-        <w:tc>
-          <w:tcPr>
-            <w:tcW w:w="4500" w:type="dxa"/>
-            <w:tcBorders>
-              <w:top w:val="none" w:sz="0" w:space="0" w:color="FFFFFF"/>
-              <w:left w:val="none" w:sz="0" w:space="0" w:color="FFFFFF"/>
-              <w:bottom w:val="none" w:sz="0" w:space="0" w:color="FFFFFF"/>
-              <w:right w:val="none" w:sz="0" w:space="0" w:color="FFFFFF"/>
-            </w:tcBorders>
-            <w:tcMar>
-              <w:top w:w="40" w:type="dxa"/>
-              <w:left w:w="80" w:type="dxa"/>
-              <w:bottom w:w="40" w:type="dxa"/>
-              <w:right w:w="80" w:type="dxa"/>
-            </w:tcMar>
-          </w:tcPr>
-          <w:p>
-            <w:r>
-              <w:rPr>
-                <w:rFonts w:cs="Arial"/>
-              </w:rPr>
-              <w:t>August 2026</w:t>
-            </w:r>
-          </w:p>
-        </w:tc>
-      </w:tr>
-      <w:tr>
-        <w:tblPrEx>
-          <w:tblCellMar>
-            <w:top w:w="0" w:type="dxa"/>
-            <w:bottom w:w="0" w:type="dxa"/>
-          </w:tblCellMar>
-        </w:tblPrEx>
-        <w:tc>
-          <w:tcPr>
-            <w:tcW w:w="4500" w:type="dxa"/>
-            <w:tcBorders>
-              <w:top w:val="none" w:sz="0" w:space="0" w:color="FFFFFF"/>
-              <w:left w:val="none" w:sz="0" w:space="0" w:color="FFFFFF"/>
-              <w:bottom w:val="none" w:sz="0" w:space="0" w:color="FFFFFF"/>
-              <w:right w:val="none" w:sz="0" w:space="0" w:color="FFFFFF"/>
-            </w:tcBorders>
-            <w:tcMar>
-              <w:top w:w="40" w:type="dxa"/>
-              <w:left w:w="80" w:type="dxa"/>
-              <w:bottom w:w="40" w:type="dxa"/>
-              <w:right w:w="80" w:type="dxa"/>
-            </w:tcMar>
-          </w:tcPr>
-          <w:p>
-            <w:r>
-              <w:rPr>
-                <w:rFonts w:cs="Arial"/>
-                <w:b/>
-                <w:bCs/>
-              </w:rPr>
-              <w:t>Date Submitted:</w:t>
-            </w:r>
-          </w:p>
-        </w:tc>
-        <w:tc>
-          <w:tcPr>
-            <w:tcW w:w="4500" w:type="dxa"/>
-            <w:tcBorders>
-              <w:top w:val="none" w:sz="0" w:space="0" w:color="FFFFFF"/>
-              <w:left w:val="none" w:sz="0" w:space="0" w:color="FFFFFF"/>
-              <w:bottom w:val="none" w:sz="0" w:space="0" w:color="FFFFFF"/>
-              <w:right w:val="none" w:sz="0" w:space="0" w:color="FFFFFF"/>
-            </w:tcBorders>
-            <w:tcMar>
-              <w:top w:w="40" w:type="dxa"/>
-              <w:left w:w="80" w:type="dxa"/>
-              <w:bottom w:w="40" w:type="dxa"/>
-              <w:right w:w="80" w:type="dxa"/>
-            </w:tcMar>
-          </w:tcPr>
-          <w:p>
-            <w:r>
-              <w:rPr>
-                <w:rFonts w:cs="Arial"/>
-              </w:rPr>
-              <w:t>24 September 2026</w:t>
-            </w:r>
-          </w:p>
-        </w:tc>
-      </w:tr>
-    </w:tbl>
+    <w:p>
+      <w:pPr>
+        <w:spacing w:after="60"/>
+      </w:pPr>
+      <w:r>
+        <w:rPr>
+          <w:b/>
+          <w:bCs/>
+          <w:sz w:val="22"/>
+          <w:szCs w:val="22"/>
+        </w:rPr>
+        <w:t xml:space="preserve">Prepared by: </w:t>
+      </w:r>
+      <w:r>
+        <w:rPr>
+          <w:sz w:val="22"/>
+          <w:szCs w:val="22"/>
+        </w:rPr>
+        <w:t>Napaul Intharasing</w:t>
+      </w:r>
+    </w:p>
+    <w:p>
+      <w:pPr>
+        <w:spacing w:after="60"/>
+      </w:pPr>
+      <w:r>
+        <w:rPr>
+          <w:b/>
+          <w:bCs/>
+          <w:sz w:val="22"/>
+          <w:szCs w:val="22"/>
+        </w:rPr>
+        <w:t xml:space="preserve">Position: </w:t>
+      </w:r>
+      <w:r>
+        <w:rPr>
+          <w:sz w:val="22"/>
+          <w:szCs w:val="22"/>
+        </w:rPr>
+        <w:t>Human Resources Officer</w:t>
+      </w:r>
+    </w:p>
+    <w:p>
+      <w:pPr>
+        <w:spacing w:after="60"/>
+      </w:pPr>
+      <w:r>
+        <w:rPr>
+          <w:b/>
+          <w:bCs/>
+          <w:sz w:val="22"/>
+          <w:szCs w:val="22"/>
+        </w:rPr>
+        <w:t xml:space="preserve">Department: </w:t>
+      </w:r>
+      <w:r>
+        <w:rPr>
+          <w:sz w:val="22"/>
+          <w:szCs w:val="22"/>
+        </w:rPr>
+        <w:t>Human Resources Department</w:t>
+      </w:r>
+    </w:p>
+    <w:p>
+      <w:pPr>
+        <w:spacing w:after="60"/>
+      </w:pPr>
+      <w:r>
+        <w:rPr>
+          <w:b/>
+          <w:bCs/>
+          <w:sz w:val="22"/>
+          <w:szCs w:val="22"/>
+        </w:rPr>
+        <w:t xml:space="preserve">Company: </w:t>
+      </w:r>
+      <w:r>
+        <w:rPr>
+          <w:sz w:val="22"/>
+          <w:szCs w:val="22"/>
+        </w:rPr>
+        <w:t>SiamPro Manufacturing Co., Ltd.</w:t>
+      </w:r>
+    </w:p>
+    <w:p>
+      <w:pPr>
+        <w:spacing w:after="60"/>
+      </w:pPr>
+      <w:r>
+        <w:rPr>
+          <w:b/>
+          <w:bCs/>
+          <w:sz w:val="22"/>
+          <w:szCs w:val="22"/>
+        </w:rPr>
+        <w:t xml:space="preserve">Reporting Period: </w:t>
+      </w:r>
+      <w:r>
+        <w:rPr>
+          <w:sz w:val="22"/>
+          <w:szCs w:val="22"/>
+        </w:rPr>
+        <w:t>August 2026</w:t>
+      </w:r>
+    </w:p>
     <w:p>
       <w:pPr>
         <w:pBdr>
-          <w:bottom w:val="single" w:sz="8" w:space="1" w:color="000000"/>
+          <w:bottom w:val="single" w:sz="6" w:space="1" w:color="auto"/>
         </w:pBdr>
-        <w:spacing w:before="160"/>
-      </w:pPr>
-    </w:p>
-    <w:p>
-      <w:pPr>
-        <w:spacing w:before="160" w:after="60"/>
-      </w:pPr>
-      <w:r>
-        <w:rPr>
-          <w:rFonts w:cs="Arial"/>
-          <w:b/>
-          <w:bCs/>
-          <w:color w:val="000000"/>
+        <w:spacing w:after="60"/>
+        <w:rPr>
+          <w:sz w:val="22"/>
+          <w:szCs w:val="22"/>
+        </w:rPr>
+      </w:pPr>
+      <w:r>
+        <w:rPr>
+          <w:b/>
+          <w:bCs/>
+          <w:sz w:val="22"/>
+          <w:szCs w:val="22"/>
+        </w:rPr>
+        <w:t xml:space="preserve">Date Submitted: </w:t>
+      </w:r>
+      <w:r>
+        <w:rPr>
+          <w:sz w:val="22"/>
+          <w:szCs w:val="22"/>
+        </w:rPr>
+        <w:t>24 September 2026</w:t>
+      </w:r>
+    </w:p>
+    <w:p>
+      <w:pPr>
+        <w:pBdr>
+          <w:bottom w:val="single" w:sz="6" w:space="1" w:color="auto"/>
+        </w:pBdr>
+        <w:spacing w:after="60"/>
+        <w:rPr>
+          <w:sz w:val="22"/>
+          <w:szCs w:val="22"/>
+        </w:rPr>
+      </w:pPr>
+    </w:p>
+    <w:p/>
+    <w:p>
+      <w:pPr>
+        <w:spacing w:after="120"/>
+      </w:pPr>
+      <w:r>
+        <w:rPr>
+          <w:b/>
+          <w:bCs/>
           <w:sz w:val="24"/>
           <w:szCs w:val="24"/>
         </w:rPr>
@@ -426,25 +179,24 @@
     </w:p>
     <w:p>
       <w:pPr>
-        <w:spacing w:before="60" w:after="60"/>
-      </w:pPr>
-      <w:r>
-        <w:rPr>
-          <w:rFonts w:cs="Arial"/>
-        </w:rPr>
-        <w:t>This report aims to identify the causes of late attendance among Production Department employees in August 2026 and recommend actions to prevent recurrence.</w:t>
-      </w:r>
-    </w:p>
-    <w:p>
-      <w:pPr>
-        <w:spacing w:before="160" w:after="60"/>
-      </w:pPr>
-      <w:r>
-        <w:rPr>
-          <w:rFonts w:cs="Arial"/>
-          <w:b/>
-          <w:bCs/>
-          <w:color w:val="000000"/>
+        <w:spacing w:after="160"/>
+      </w:pPr>
+      <w:r>
+        <w:rPr>
+          <w:sz w:val="22"/>
+          <w:szCs w:val="22"/>
+        </w:rPr>
+        <w:t>This report examines the causes of late attendance among Production Department employees in August 2026 and recommends actions to reduce delays and disruptions in the following month.</w:t>
+      </w:r>
+    </w:p>
+    <w:p>
+      <w:pPr>
+        <w:spacing w:before="240" w:after="120"/>
+      </w:pPr>
+      <w:r>
+        <w:rPr>
+          <w:b/>
+          <w:bCs/>
           <w:sz w:val="24"/>
           <w:szCs w:val="24"/>
         </w:rPr>
@@ -453,25 +205,24 @@
     </w:p>
     <w:p>
       <w:pPr>
-        <w:spacing w:before="60" w:after="60"/>
-      </w:pPr>
-      <w:r>
-        <w:rPr>
-          <w:rFonts w:cs="Arial"/>
-        </w:rPr>
-        <w:t>The Human Resources Department reviewed attendance records after the Production Manager reported repeated delays at shift start times throughout August 2026.</w:t>
-      </w:r>
-    </w:p>
-    <w:p>
-      <w:pPr>
-        <w:spacing w:before="160" w:after="60"/>
-      </w:pPr>
-      <w:r>
-        <w:rPr>
-          <w:rFonts w:cs="Arial"/>
-          <w:b/>
-          <w:bCs/>
-          <w:color w:val="000000"/>
+        <w:spacing w:after="160"/>
+      </w:pPr>
+      <w:r>
+        <w:rPr>
+          <w:sz w:val="22"/>
+          <w:szCs w:val="22"/>
+        </w:rPr>
+        <w:t>In August 2026, the Production Manager reported repeated delays at shift start times, and the HR Department was asked to investigate.</w:t>
+      </w:r>
+    </w:p>
+    <w:p>
+      <w:pPr>
+        <w:spacing w:before="240" w:after="120"/>
+      </w:pPr>
+      <w:r>
+        <w:rPr>
+          <w:b/>
+          <w:bCs/>
           <w:sz w:val="24"/>
           <w:szCs w:val="24"/>
         </w:rPr>
@@ -480,64 +231,24 @@
     </w:p>
     <w:p>
       <w:pPr>
-        <w:spacing w:before="60" w:after="60"/>
-      </w:pPr>
-      <w:r>
-        <w:rPr>
-          <w:rFonts w:cs="Arial"/>
-        </w:rPr>
-        <w:t>During this reporting period, the HR Department:</w:t>
-      </w:r>
-    </w:p>
-    <w:p>
-      <w:pPr>
-        <w:pStyle w:val="ListParagraph"/>
-        <w:numPr>
-          <w:ilvl w:val="0"/>
-          <w:numId w:val="2"/>
-        </w:numPr>
-        <w:spacing w:before="40" w:after="40"/>
-      </w:pPr>
-      <w:r>
-        <w:t>Reviewed attendance records for all 30 Production Department employees</w:t>
-      </w:r>
-    </w:p>
-    <w:p>
-      <w:pPr>
-        <w:pStyle w:val="ListParagraph"/>
-        <w:numPr>
-          <w:ilvl w:val="0"/>
-          <w:numId w:val="2"/>
-        </w:numPr>
-        <w:spacing w:before="40" w:after="40"/>
-      </w:pPr>
-      <w:r>
-        <w:t>Conducted individual interviews to identify reasons for late arrivals</w:t>
-      </w:r>
-    </w:p>
-    <w:p>
-      <w:pPr>
-        <w:pStyle w:val="ListParagraph"/>
-        <w:numPr>
-          <w:ilvl w:val="0"/>
-          <w:numId w:val="2"/>
-        </w:numPr>
-        <w:spacing w:before="40" w:after="40"/>
-      </w:pPr>
-      <w:r>
-        <w:t>Compiled findings and prepared this report for management review</w:t>
-      </w:r>
-    </w:p>
-    <w:p>
-      <w:pPr>
-        <w:spacing w:before="160" w:after="60"/>
-      </w:pPr>
-      <w:r>
-        <w:rPr>
-          <w:rFonts w:cs="Arial"/>
-          <w:b/>
-          <w:bCs/>
-          <w:color w:val="000000"/>
+        <w:spacing w:after="160"/>
+      </w:pPr>
+      <w:r>
+        <w:rPr>
+          <w:sz w:val="22"/>
+          <w:szCs w:val="22"/>
+        </w:rPr>
+        <w:t>The HR Department reviewed attendance records for all 30 Production Department employees and conducted individual interviews with employees who had been marked late.</w:t>
+      </w:r>
+    </w:p>
+    <w:p>
+      <w:pPr>
+        <w:spacing w:before="240" w:after="120"/>
+      </w:pPr>
+      <w:r>
+        <w:rPr>
+          <w:b/>
+          <w:bCs/>
           <w:sz w:val="24"/>
           <w:szCs w:val="24"/>
         </w:rPr>
@@ -546,25 +257,24 @@
     </w:p>
     <w:p>
       <w:pPr>
-        <w:spacing w:before="60" w:after="60"/>
-      </w:pPr>
-      <w:r>
-        <w:rPr>
-          <w:rFonts w:cs="Arial"/>
-        </w:rPr>
-        <w:t>The review found that 12 out of 30 employees (40%) arrived late at least once, with 35 late arrivals recorded in total. As a result, the production line started 10 to 15 minutes late on multiple occasions, reducing daily output.</w:t>
-      </w:r>
-    </w:p>
-    <w:p>
-      <w:pPr>
-        <w:spacing w:before="160" w:after="60"/>
-      </w:pPr>
-      <w:r>
-        <w:rPr>
-          <w:rFonts w:cs="Arial"/>
-          <w:b/>
-          <w:bCs/>
-          <w:color w:val="000000"/>
+        <w:spacing w:after="160"/>
+      </w:pPr>
+      <w:r>
+        <w:rPr>
+          <w:sz w:val="22"/>
+          <w:szCs w:val="22"/>
+        </w:rPr>
+        <w:t>The review found that 12 out of 30 employees, which is 40 percent of the workforce, had arrived late at least once, with 35 total late arrivals recorded and the production line starting 10 to 15 minutes late on several occasions.</w:t>
+      </w:r>
+    </w:p>
+    <w:p>
+      <w:pPr>
+        <w:spacing w:before="240" w:after="120"/>
+      </w:pPr>
+      <w:r>
+        <w:rPr>
+          <w:b/>
+          <w:bCs/>
           <w:sz w:val="24"/>
           <w:szCs w:val="24"/>
         </w:rPr>
@@ -573,25 +283,24 @@
     </w:p>
     <w:p>
       <w:pPr>
-        <w:spacing w:before="60" w:after="60"/>
-      </w:pPr>
-      <w:r>
-        <w:rPr>
-          <w:rFonts w:cs="Arial"/>
-        </w:rPr>
-        <w:t>The main causes reported by employees included heavy traffic congestion, long commuting distances, shuttle bus breakdowns with no backup schedule, and oversleeping due to early shift start times.</w:t>
-      </w:r>
-    </w:p>
-    <w:p>
-      <w:pPr>
-        <w:spacing w:before="160" w:after="60"/>
-      </w:pPr>
-      <w:r>
-        <w:rPr>
-          <w:rFonts w:cs="Arial"/>
-          <w:b/>
-          <w:bCs/>
-          <w:color w:val="000000"/>
+        <w:spacing w:after="160"/>
+      </w:pPr>
+      <w:r>
+        <w:rPr>
+          <w:sz w:val="22"/>
+          <w:szCs w:val="22"/>
+        </w:rPr>
+        <w:t>The main difficulties and challenges reported were heavy traffic congestion, long commuting distances, and shuttle bus breakdowns. Furthermore, a number of employees also mentioned oversleeping due to the early shift start time.</w:t>
+      </w:r>
+    </w:p>
+    <w:p>
+      <w:pPr>
+        <w:spacing w:before="240" w:after="120"/>
+      </w:pPr>
+      <w:r>
+        <w:rPr>
+          <w:b/>
+          <w:bCs/>
           <w:sz w:val="24"/>
           <w:szCs w:val="24"/>
         </w:rPr>
@@ -600,25 +309,24 @@
     </w:p>
     <w:p>
       <w:pPr>
-        <w:spacing w:before="60" w:after="60"/>
-      </w:pPr>
-      <w:r>
-        <w:rPr>
-          <w:rFonts w:cs="Arial"/>
-        </w:rPr>
-        <w:t>The HR Department issued verbal reminders to employees with repeated late arrivals and notified the Production Manager of the attendance patterns identified in this review.</w:t>
-      </w:r>
-    </w:p>
-    <w:p>
-      <w:pPr>
-        <w:spacing w:before="160" w:after="60"/>
-      </w:pPr>
-      <w:r>
-        <w:rPr>
-          <w:rFonts w:cs="Arial"/>
-          <w:b/>
-          <w:bCs/>
-          <w:color w:val="000000"/>
+        <w:spacing w:after="160"/>
+      </w:pPr>
+      <w:r>
+        <w:rPr>
+          <w:sz w:val="22"/>
+          <w:szCs w:val="22"/>
+        </w:rPr>
+        <w:t>The HR Department issued verbal reminders to employees with repeated late arrivals and notified the Production Manager of the attendance patterns and concerns identified in this review.</w:t>
+      </w:r>
+    </w:p>
+    <w:p>
+      <w:pPr>
+        <w:spacing w:before="240" w:after="120"/>
+      </w:pPr>
+      <w:r>
+        <w:rPr>
+          <w:b/>
+          <w:bCs/>
           <w:sz w:val="24"/>
           <w:szCs w:val="24"/>
         </w:rPr>
@@ -627,53 +335,24 @@
     </w:p>
     <w:p>
       <w:pPr>
-        <w:pStyle w:val="ListParagraph"/>
-        <w:numPr>
-          <w:ilvl w:val="0"/>
-          <w:numId w:val="2"/>
-        </w:numPr>
-        <w:spacing w:before="40" w:after="40"/>
-      </w:pPr>
-      <w:r>
-        <w:t>Arrange an earlier morning shuttle to reduce the impact of peak traffic</w:t>
-      </w:r>
-    </w:p>
-    <w:p>
-      <w:pPr>
-        <w:pStyle w:val="ListParagraph"/>
-        <w:numPr>
-          <w:ilvl w:val="0"/>
-          <w:numId w:val="2"/>
-        </w:numPr>
-        <w:spacing w:before="40" w:after="40"/>
-      </w:pPr>
-      <w:r>
-        <w:t>Introduce flexible start times for employees with long commuting distances</w:t>
-      </w:r>
-    </w:p>
-    <w:p>
-      <w:pPr>
-        <w:pStyle w:val="ListParagraph"/>
-        <w:numPr>
-          <w:ilvl w:val="0"/>
-          <w:numId w:val="2"/>
-        </w:numPr>
-        <w:spacing w:before="40" w:after="40"/>
-      </w:pPr>
-      <w:r>
-        <w:t>Review attendance records monthly to detect patterns early</w:t>
-      </w:r>
-    </w:p>
-    <w:p>
-      <w:pPr>
-        <w:spacing w:before="160" w:after="60"/>
-      </w:pPr>
-      <w:r>
-        <w:rPr>
-          <w:rFonts w:cs="Arial"/>
-          <w:b/>
-          <w:bCs/>
-          <w:color w:val="000000"/>
+        <w:spacing w:after="160"/>
+      </w:pPr>
+      <w:r>
+        <w:rPr>
+          <w:sz w:val="22"/>
+          <w:szCs w:val="22"/>
+        </w:rPr>
+        <w:t>The department recommends arranging an earlier morning shuttle, introducing flexible start times for employees with long commuting distances, and reviewing attendance records monthly to detect recurring patterns.</w:t>
+      </w:r>
+    </w:p>
+    <w:p>
+      <w:pPr>
+        <w:spacing w:before="240" w:after="120"/>
+      </w:pPr>
+      <w:r>
+        <w:rPr>
+          <w:b/>
+          <w:bCs/>
           <w:sz w:val="24"/>
           <w:szCs w:val="24"/>
         </w:rPr>
@@ -682,25 +361,24 @@
     </w:p>
     <w:p>
       <w:pPr>
-        <w:spacing w:before="60" w:after="60"/>
-      </w:pPr>
-      <w:r>
-        <w:rPr>
-          <w:rFonts w:cs="Arial"/>
-        </w:rPr>
-        <w:t>During the next reporting period, the department will present these recommendations to senior management, monitor attendance records weekly, and follow up with employees on available transportation arrangements.</w:t>
-      </w:r>
-    </w:p>
-    <w:p>
-      <w:pPr>
-        <w:spacing w:before="160" w:after="60"/>
-      </w:pPr>
-      <w:r>
-        <w:rPr>
-          <w:rFonts w:cs="Arial"/>
-          <w:b/>
-          <w:bCs/>
-          <w:color w:val="000000"/>
+        <w:spacing w:after="160"/>
+      </w:pPr>
+      <w:r>
+        <w:rPr>
+          <w:sz w:val="22"/>
+          <w:szCs w:val="22"/>
+        </w:rPr>
+        <w:t>These recommendations will be presented to senior management, and attendance records will be monitored on a weekly basis.</w:t>
+      </w:r>
+    </w:p>
+    <w:p>
+      <w:pPr>
+        <w:spacing w:before="240" w:after="120"/>
+      </w:pPr>
+      <w:r>
+        <w:rPr>
+          <w:b/>
+          <w:bCs/>
           <w:sz w:val="24"/>
           <w:szCs w:val="24"/>
         </w:rPr>
@@ -709,18 +387,19 @@
     </w:p>
     <w:p>
       <w:pPr>
-        <w:spacing w:before="60" w:after="60"/>
-      </w:pPr>
-      <w:r>
-        <w:rPr>
-          <w:rFonts w:cs="Arial"/>
-        </w:rPr>
-        <w:t>Late arrivals in August 2026 stemmed mainly from transportation and commuting difficulties. With revised shuttle arrangements and flexible scheduling, the department expects attendance to improve in the following month.</w:t>
+        <w:spacing w:after="160"/>
+      </w:pPr>
+      <w:r>
+        <w:rPr>
+          <w:sz w:val="22"/>
+          <w:szCs w:val="22"/>
+        </w:rPr>
+        <w:t>Late arrivals in August 2026 stemmed mainly from transportation difficulties and commuting problems, and the department expects improvements once the recommended changes are in place.</w:t>
       </w:r>
     </w:p>
     <w:sectPr>
       <w:pgSz w:w="11906" w:h="16838"/>
-      <w:pgMar w:top="1080" w:right="1080" w:bottom="1080" w:left="1080" w:header="708" w:footer="708" w:gutter="0"/>
+      <w:pgMar w:top="1440" w:right="1440" w:bottom="1440" w:left="1440" w:header="708" w:footer="708" w:gutter="0"/>
       <w:cols w:space="720"/>
       <w:docGrid w:linePitch="360"/>
     </w:sectPr>
@@ -731,64 +410,10 @@
 <file path=word/numbering.xml><?xml version="1.0" encoding="utf-8"?>
 <w:numbering xmlns:wpc="http://schemas.microsoft.com/office/word/2010/wordprocessingCanvas" xmlns:cx="http://schemas.microsoft.com/office/drawing/2014/chartex" xmlns:cx1="http://schemas.microsoft.com/office/drawing/2015/9/8/chartex" xmlns:cx2="http://schemas.microsoft.com/office/drawing/2015/10/21/chartex" xmlns:cx3="http://schemas.microsoft.com/office/drawing/2016/5/9/chartex" xmlns:cx4="http://schemas.microsoft.com/office/drawing/2016/5/10/chartex" xmlns:cx5="http://schemas.microsoft.com/office/drawing/2016/5/11/chartex" xmlns:cx6="http://schemas.microsoft.com/office/drawing/2016/5/12/chartex" xmlns:cx7="http://schemas.microsoft.com/office/drawing/2016/5/13/chartex" xmlns:cx8="http://schemas.microsoft.com/office/drawing/2016/5/14/chartex" xmlns:mc="http://schemas.openxmlformats.org/markup-compatibility/2006" xmlns:m="http://schemas.openxmlformats.org/officeDocument/2006/math" xmlns:aink="http://schemas.microsoft.com/office/drawing/2016/ink" xmlns:am3d="http://schemas.microsoft.com/office/drawing/2017/model3d" xmlns:oel="http://schemas.microsoft.com/office/2019/extlst" xmlns:r="http://schemas.openxmlformats.org/officeDocument/2006/relationships" xmlns:wp14="http://schemas.microsoft.com/office/word/2010/wordprocessingDrawing" xmlns:wp="http://schemas.openxmlformats.org/drawingml/2006/wordprocessingDrawing" xmlns:wpg="http://schemas.microsoft.com/office/word/2010/wordprocessingGroup" xmlns:wpi="http://schemas.microsoft.com/office/word/2010/wordprocessingInk" xmlns:wps="http://schemas.microsoft.com/office/word/2010/wordprocessingShape" xmlns:o="urn:schemas-microsoft-com:office:office" xmlns:v="urn:schemas-microsoft-com:vml" xmlns:w10="urn:schemas-microsoft-com:office:word" xmlns:w="http://schemas.openxmlformats.org/wordprocessingml/2006/main" xmlns:w14="http://schemas.microsoft.com/office/word/2010/wordml" xmlns:w15="http://schemas.microsoft.com/office/word/2012/wordml" xmlns:w16cei="http://schemas.microsoft.com/office/word/2026/wordml/cei" xmlns:w16cex="http://schemas.microsoft.com/office/word/2018/wordml/cex" xmlns:w16cid="http://schemas.microsoft.com/office/word/2016/wordml/cid" xmlns:w16="http://schemas.microsoft.com/office/word/2018/wordml" xmlns:w16sdtdh="http://schemas.microsoft.com/office/word/2020/wordml/sdtdatahash" xmlns:w16sdtfl="http://schemas.microsoft.com/office/word/2024/wordml/sdtformatlock" xmlns:w16se="http://schemas.microsoft.com/office/word/2015/wordml/symex" xmlns:w16du="http://schemas.microsoft.com/office/word/2023/wordml/word16du" xmlns:wne="http://schemas.microsoft.com/office/word/2006/wordml" mc:Ignorable="w14 w15 w16se w16cid w16 w16cex w16sdtdh w16sdtfl w16du wp14">
   <w:abstractNum w:abstractNumId="0" w15:restartNumberingAfterBreak="0">
-    <w:nsid w:val="2C7B28E4"/>
+    <w:nsid w:val="7C081E82"/>
     <w:multiLevelType w:val="hybridMultilevel"/>
-    <w:tmpl w:val="C606703E"/>
-    <w:lvl w:ilvl="0" w:tplc="9EAA8C94">
-      <w:start w:val="1"/>
-      <w:numFmt w:val="bullet"/>
-      <w:lvlText w:val="•"/>
-      <w:lvlJc w:val="left"/>
-      <w:pPr>
-        <w:ind w:left="720" w:hanging="360"/>
-      </w:pPr>
-    </w:lvl>
-    <w:lvl w:ilvl="1" w:tplc="7D188EF0">
-      <w:numFmt w:val="decimal"/>
-      <w:lvlText w:val=""/>
-      <w:lvlJc w:val="left"/>
-    </w:lvl>
-    <w:lvl w:ilvl="2" w:tplc="2550DA8C">
-      <w:numFmt w:val="decimal"/>
-      <w:lvlText w:val=""/>
-      <w:lvlJc w:val="left"/>
-    </w:lvl>
-    <w:lvl w:ilvl="3" w:tplc="C8B2EE2C">
-      <w:numFmt w:val="decimal"/>
-      <w:lvlText w:val=""/>
-      <w:lvlJc w:val="left"/>
-    </w:lvl>
-    <w:lvl w:ilvl="4" w:tplc="A15CD896">
-      <w:numFmt w:val="decimal"/>
-      <w:lvlText w:val=""/>
-      <w:lvlJc w:val="left"/>
-    </w:lvl>
-    <w:lvl w:ilvl="5" w:tplc="AF82B37C">
-      <w:numFmt w:val="decimal"/>
-      <w:lvlText w:val=""/>
-      <w:lvlJc w:val="left"/>
-    </w:lvl>
-    <w:lvl w:ilvl="6" w:tplc="4712152A">
-      <w:numFmt w:val="decimal"/>
-      <w:lvlText w:val=""/>
-      <w:lvlJc w:val="left"/>
-    </w:lvl>
-    <w:lvl w:ilvl="7" w:tplc="4C689368">
-      <w:numFmt w:val="decimal"/>
-      <w:lvlText w:val=""/>
-      <w:lvlJc w:val="left"/>
-    </w:lvl>
-    <w:lvl w:ilvl="8" w:tplc="A244810A">
-      <w:numFmt w:val="decimal"/>
-      <w:lvlText w:val=""/>
-      <w:lvlJc w:val="left"/>
-    </w:lvl>
-  </w:abstractNum>
-  <w:abstractNum w:abstractNumId="1" w15:restartNumberingAfterBreak="0">
-    <w:nsid w:val="625E074C"/>
-    <w:multiLevelType w:val="hybridMultilevel"/>
-    <w:tmpl w:val="36D4BF8E"/>
-    <w:lvl w:ilvl="0" w:tplc="483489D2">
+    <w:tmpl w:val="40820E48"/>
+    <w:lvl w:ilvl="0" w:tplc="400A2FFC">
       <w:start w:val="1"/>
       <w:numFmt w:val="bullet"/>
       <w:lvlText w:val="●"/>
@@ -797,7 +422,7 @@
         <w:ind w:left="720" w:hanging="360"/>
       </w:pPr>
     </w:lvl>
-    <w:lvl w:ilvl="1" w:tplc="BFD86D18">
+    <w:lvl w:ilvl="1" w:tplc="2D9AB456">
       <w:start w:val="1"/>
       <w:numFmt w:val="bullet"/>
       <w:lvlText w:val="○"/>
@@ -806,7 +431,7 @@
         <w:ind w:left="1440" w:hanging="360"/>
       </w:pPr>
     </w:lvl>
-    <w:lvl w:ilvl="2" w:tplc="BE6CAFC6">
+    <w:lvl w:ilvl="2" w:tplc="EE8AD232">
       <w:start w:val="1"/>
       <w:numFmt w:val="bullet"/>
       <w:lvlText w:val="■"/>
@@ -815,7 +440,7 @@
         <w:ind w:left="2160" w:hanging="360"/>
       </w:pPr>
     </w:lvl>
-    <w:lvl w:ilvl="3" w:tplc="BB3C9156">
+    <w:lvl w:ilvl="3" w:tplc="5BB6C308">
       <w:start w:val="1"/>
       <w:numFmt w:val="bullet"/>
       <w:lvlText w:val="●"/>
@@ -824,7 +449,7 @@
         <w:ind w:left="2880" w:hanging="360"/>
       </w:pPr>
     </w:lvl>
-    <w:lvl w:ilvl="4" w:tplc="F32EEC9E">
+    <w:lvl w:ilvl="4" w:tplc="C4826B52">
       <w:start w:val="1"/>
       <w:numFmt w:val="bullet"/>
       <w:lvlText w:val="○"/>
@@ -833,7 +458,7 @@
         <w:ind w:left="3600" w:hanging="360"/>
       </w:pPr>
     </w:lvl>
-    <w:lvl w:ilvl="5" w:tplc="EC74DA54">
+    <w:lvl w:ilvl="5" w:tplc="82CC32E2">
       <w:start w:val="1"/>
       <w:numFmt w:val="bullet"/>
       <w:lvlText w:val="■"/>
@@ -842,7 +467,7 @@
         <w:ind w:left="4320" w:hanging="360"/>
       </w:pPr>
     </w:lvl>
-    <w:lvl w:ilvl="6" w:tplc="61CC6EA6">
+    <w:lvl w:ilvl="6" w:tplc="588C8496">
       <w:start w:val="1"/>
       <w:numFmt w:val="bullet"/>
       <w:lvlText w:val="●"/>
@@ -851,7 +476,7 @@
         <w:ind w:left="5040" w:hanging="360"/>
       </w:pPr>
     </w:lvl>
-    <w:lvl w:ilvl="7" w:tplc="31481A02">
+    <w:lvl w:ilvl="7" w:tplc="DDC6AFA0">
       <w:start w:val="1"/>
       <w:numFmt w:val="bullet"/>
       <w:lvlText w:val="●"/>
@@ -860,7 +485,7 @@
         <w:ind w:left="5760" w:hanging="360"/>
       </w:pPr>
     </w:lvl>
-    <w:lvl w:ilvl="8" w:tplc="466867E2">
+    <w:lvl w:ilvl="8" w:tplc="1556F792">
       <w:start w:val="1"/>
       <w:numFmt w:val="bullet"/>
       <w:lvlText w:val="●"/>
@@ -870,13 +495,7 @@
       </w:pPr>
     </w:lvl>
   </w:abstractNum>
-  <w:num w:numId="1" w16cid:durableId="1592855417">
-    <w:abstractNumId w:val="1"/>
-    <w:lvlOverride w:ilvl="0">
-      <w:startOverride w:val="1"/>
-    </w:lvlOverride>
-  </w:num>
-  <w:num w:numId="2" w16cid:durableId="657076531">
+  <w:num w:numId="1" w16cid:durableId="1731879417">
     <w:abstractNumId w:val="0"/>
     <w:lvlOverride w:ilvl="0">
       <w:startOverride w:val="1"/>
@@ -890,9 +509,7 @@
   <w:docDefaults>
     <w:rPrDefault>
       <w:rPr>
-        <w:rFonts w:ascii="Arial" w:eastAsia="Arial" w:hAnsi="Arial" w:cs="Arial"/>
-        <w:sz w:val="22"/>
-        <w:szCs w:val="22"/>
+        <w:rFonts w:ascii="Times New Roman" w:eastAsia="Times New Roman" w:hAnsi="Times New Roman" w:cs="Times New Roman"/>
         <w:lang w:val="en-TH" w:eastAsia="en-US" w:bidi="th-TH"/>
       </w:rPr>
     </w:rPrDefault>
@@ -1439,10 +1056,6 @@
     <w:uiPriority w:val="99"/>
     <w:semiHidden/>
     <w:unhideWhenUsed/>
-    <w:rPr>
-      <w:sz w:val="20"/>
-      <w:szCs w:val="20"/>
-    </w:rPr>
   </w:style>
   <w:style w:type="character" w:customStyle="1" w:styleId="FootnoteTextChar">
     <w:name w:val="Footnote Text Char"/>
@@ -1470,10 +1083,6 @@
     <w:uiPriority w:val="99"/>
     <w:semiHidden/>
     <w:unhideWhenUsed/>
-    <w:rPr>
-      <w:sz w:val="20"/>
-      <w:szCs w:val="20"/>
-    </w:rPr>
   </w:style>
   <w:style w:type="character" w:customStyle="1" w:styleId="EndnoteTextChar">
     <w:name w:val="Endnote Text Char"/>
